--- a/documentation/graefe_revision/MNV_Analysis_YY_rev1_tables.docx
+++ b/documentation/graefe_revision/MNV_Analysis_YY_rev1_tables.docx
@@ -2,13 +2,13 @@
 <file path=word/document.xml><?xml version="1.0" encoding="utf-8"?>
 <w:document xmlns:w="http://schemas.openxmlformats.org/wordprocessingml/2006/main" xmlns:m="http://schemas.openxmlformats.org/officeDocument/2006/math" xmlns:r="http://schemas.openxmlformats.org/officeDocument/2006/relationships" xmlns:o="urn:schemas-microsoft-com:office:office" xmlns:v="urn:schemas-microsoft-com:vml" xmlns:w10="urn:schemas-microsoft-com:office:word" xmlns:a="http://schemas.openxmlformats.org/drawingml/2006/main" xmlns:pic="http://schemas.openxmlformats.org/drawingml/2006/picture" xmlns:wp="http://schemas.openxmlformats.org/drawingml/2006/wordprocessingDrawing">
   <w:body>
-    <w:bookmarkStart w:id="14" w:name="tables-mnv-analysis-revision-1"/>
+    <w:bookmarkStart w:id="14" w:name="tables-mnv-analysis"/>
     <w:p>
       <w:pPr>
         <w:pStyle w:val="Heading1"/>
       </w:pPr>
       <w:r>
-        <w:t xml:space="preserve">Tables — MNV Analysis (revision 1)</w:t>
+        <w:t xml:space="preserve">Tables — MNV Analysis</w:t>
       </w:r>
     </w:p>
     <w:p>
@@ -16,16 +16,7 @@
         <w:pStyle w:val="FirstParagraph"/>
       </w:pPr>
       <w:r>
-        <w:t xml:space="preserve">Separate tables file matching the original submission packaging (</w:t>
-      </w:r>
-      <w:r>
-        <w:rPr>
-          <w:rStyle w:val="VerbatimChar"/>
-        </w:rPr>
-        <w:t xml:space="preserve">MNV_analysis_tables.docx</w:t>
-      </w:r>
-      <w:r>
-        <w:t xml:space="preserve">). The manuscript body cites Tables 1–5 in text only; grids are not embedded in the manuscript.</w:t>
+        <w:t xml:space="preserve">The manuscript body cites Tables 1–5 in text only; grids are provided in this separate tables file.</w:t>
       </w:r>
     </w:p>
     <w:p>
@@ -479,7 +470,7 @@
               <w:t xml:space="preserve"> </w:t>
             </w:r>
             <w:r>
-              <w:t xml:space="preserve">PCA of four radial-profile metrics. Formerly also called Vascular Stability Score.</w:t>
+              <w:t xml:space="preserve">PCA of four radial-profile metrics.</w:t>
             </w:r>
           </w:p>
         </w:tc>
@@ -746,16 +737,7 @@
         <w:t xml:space="preserve"> </w:t>
       </w:r>
       <w:r>
-        <w:t xml:space="preserve">Restored from the original submission tables file (</w:t>
-      </w:r>
-      <w:r>
-        <w:rPr>
-          <w:rStyle w:val="VerbatimChar"/>
-        </w:rPr>
-        <w:t xml:space="preserve">MNV_analysis_tables.docx</w:t>
-      </w:r>
-      <w:r>
-        <w:t xml:space="preserve">) with notation revised for this revision (Caliber Uniformity; morphology-derived categories; default vs legacy Caliber definition; no claim that Kruskal–Wallis non-significance equals cross-device equivalence).</w:t>
+        <w:t xml:space="preserve">Default Caliber Uniformity uses skeleton-derived NV Diameter CV and Dilated vessel %; a PCA-based Caliber Uniformity construct is retained only as a sensitivity comparison. Kruskal–Wallis non-significance of standardized scores must not be interpreted as cross-device biological equivalence.</w:t>
       </w:r>
     </w:p>
     <w:p>
@@ -1298,23 +1280,7 @@
         <w:t xml:space="preserve"> </w:t>
       </w:r>
       <w:r>
-        <w:t xml:space="preserve">Values are mean ± SD from the original submission tables. Protocols: Zeiss PlexElite 9000 6×6 mm (large); Zeiss CIRRUS HD / AngioPlex 3×3 mm (small_3mm);</w:t>
-      </w:r>
-      <w:r>
-        <w:t xml:space="preserve"> </w:t>
-      </w:r>
-      <w:r>
-        <w:rPr>
-          <w:b/>
-          <w:bCs/>
-        </w:rPr>
-        <w:t xml:space="preserve">Optovue Solix</w:t>
-      </w:r>
-      <w:r>
-        <w:t xml:space="preserve"> </w:t>
-      </w:r>
-      <w:r>
-        <w:t xml:space="preserve">6×6 mm (small; corrected from the original “Heidelberg Solix” wording). Total loop count and Euler number include center and periphery zones. Pre-standardization Diameter CV and diameter range/mean are radial-profile features used in the</w:t>
+        <w:t xml:space="preserve">Values are mean ± SD. Protocols: Zeiss PlexElite 9000 6×6 mm (large); Zeiss CIRRUS HD / AngioPlex 3×3 mm (small_3mm); Optovue Solix 6×6 mm (small). Total loop count and Euler number include center and periphery zones. Pre-standardization Diameter CV and diameter range/mean are radial-profile features used in the</w:t>
       </w:r>
       <w:r>
         <w:t xml:space="preserve"> </w:t>
@@ -1346,7 +1312,7 @@
         <w:t xml:space="preserve"> </w:t>
       </w:r>
       <w:r>
-        <w:t xml:space="preserve">Caliber Uniformity Score in this revision uses skeleton-derived NV Diameter CV and Dilated vessel % (Methods).</w:t>
+        <w:t xml:space="preserve">Caliber Uniformity Score uses skeleton-derived NV Diameter CV and Dilated vessel % (Methods).</w:t>
       </w:r>
     </w:p>
     <w:p>
@@ -1672,19 +1638,7 @@
         <w:t xml:space="preserve"> </w:t>
       </w:r>
       <w:r>
-        <w:t xml:space="preserve">ε² = (H − k + 1) / (n − k) with k = 3; bootstrap 95% CIs use 10 000 within-stratum resamples (seed</w:t>
-      </w:r>
-      <w:r>
-        <w:t xml:space="preserve"> </w:t>
-      </w:r>
-      <w:r>
-        <w:rPr>
-          <w:rStyle w:val="VerbatimChar"/>
-        </w:rPr>
-        <w:t xml:space="preserve">20260727</w:t>
-      </w:r>
-      <w:r>
-        <w:t xml:space="preserve">). Primary batch CSVs, n = 112 (large = 49, small = 33, small_3mm = 30). Network Complexity PC1 explained variance: 63.7% / 73.9% / 70.2% (large / small_3mm / small). The original submission Table 3 reported PCA-based Caliber Uniformity medians near 50 with Kruskal–Wallis p ≥ 0.276 and no effect sizes; those PCA Caliber/Maturity values are retained only as legacy sensitivity context (Results interpretation / Response Comment 5), not as the primary Table 3 endpoint. Median proximity to 50 after median-anchored piecewise scaling must not be interpreted as biological equivalence across devices.</w:t>
+        <w:t xml:space="preserve">ε² = (H − k + 1) / (n − k) with k = 3; bootstrap 95% CIs use 10 000 within-stratum resamples (seed 20260727). Primary analysis set, n = 112 (large = 49, small = 33, small_3mm = 30). Network Complexity PC1 explained variance: 63.7% / 73.9% / 70.2% (large / small_3mm / small). PCA-based Caliber/Maturity values are retained only as legacy sensitivity context in the Results and are not the primary Table 3 endpoint. Median proximity to 50 after median-anchored piecewise scaling must not be interpreted as biological equivalence across devices.</w:t>
       </w:r>
     </w:p>
     <w:p>
@@ -2012,7 +1966,7 @@
         <w:t xml:space="preserve"> </w:t>
       </w:r>
       <w:r>
-        <w:t xml:space="preserve">Values are n (%) from the original submission tables. The original “Pathophysiological State” column has been removed (Reviewer 2 Comment 3); morphology-derived interpretive mapping is summarized separately in Table 5. Spelling standardized to</w:t>
+        <w:t xml:space="preserve">Values are n (%). Morphology-derived interpretive mapping is summarized separately in Table 5. Spelling is standardized to</w:t>
       </w:r>
       <w:r>
         <w:t xml:space="preserve"> </w:t>
@@ -2366,7 +2320,7 @@
         <w:t xml:space="preserve"> </w:t>
       </w:r>
       <w:r>
-        <w:t xml:space="preserve">Restored from original Table 5 with Reviewer 2 Comments 3 and 7b applied: “pathophysiological state” wording replaced by</w:t>
+        <w:t xml:space="preserve">Categories are</w:t>
       </w:r>
       <w:r>
         <w:t xml:space="preserve"> </w:t>
@@ -2379,7 +2333,10 @@
         <w:t xml:space="preserve">morphology-derived interpretive categories</w:t>
       </w:r>
       <w:r>
-        <w:t xml:space="preserve">; “Pruned tree” and “Large vessels” rows removed (not part of the operational five-subtype scheme). Categories are hypothesis-generating and are</w:t>
+        <w:t xml:space="preserve"> </w:t>
+      </w:r>
+      <w:r>
+        <w:t xml:space="preserve">(hypothesis-generating) and are</w:t>
       </w:r>
       <w:r>
         <w:t xml:space="preserve"> </w:t>
@@ -2395,7 +2352,7 @@
         <w:t xml:space="preserve"> </w:t>
       </w:r>
       <w:r>
-        <w:t xml:space="preserve">clinically validated disease-behavior classes.</w:t>
+        <w:t xml:space="preserve">clinically validated disease-behavior classes. Only the five operational subtypes are shown; labels outside this scheme (e.g., “Pruned tree,” “Large vessels”) are omitted.</w:t>
       </w:r>
     </w:p>
     <w:bookmarkEnd w:id="13"/>

--- a/documentation/graefe_revision/MNV_Analysis_YY_rev1_tables.docx
+++ b/documentation/graefe_revision/MNV_Analysis_YY_rev1_tables.docx
@@ -9,14 +9,6 @@
       </w:pPr>
       <w:r>
         <w:t xml:space="preserve">Tables — MNV Analysis</w:t>
-      </w:r>
-    </w:p>
-    <w:p>
-      <w:pPr>
-        <w:pStyle w:val="FirstParagraph"/>
-      </w:pPr>
-      <w:r>
-        <w:t xml:space="preserve">The manuscript body cites Tables 1–5 in text only; grids are provided in this separate tables file.</w:t>
       </w:r>
     </w:p>
     <w:p>
@@ -43,9 +35,10 @@
         <w:tblLook w:firstRow="1" w:lastRow="0" w:firstColumn="0" w:lastColumn="0" w:noHBand="0" w:noVBand="0" w:val="0020"/>
       </w:tblPr>
       <w:tblGrid>
-        <w:gridCol w:w="1685"/>
-        <w:gridCol w:w="1853"/>
-        <w:gridCol w:w="4381"/>
+        <w:gridCol w:w="1182"/>
+        <w:gridCol w:w="1536"/>
+        <w:gridCol w:w="2600"/>
+        <w:gridCol w:w="2600"/>
       </w:tblGrid>
       <w:tr>
         <w:trPr>
@@ -58,45 +51,95 @@
               <w:pStyle w:val="Compact"/>
             </w:pPr>
             <w:r>
-              <w:t xml:space="preserve">Category</w:t>
-            </w:r>
-          </w:p>
-        </w:tc>
-        <w:tc>
-          <w:tcPr/>
-          <w:p>
-            <w:pPr>
-              <w:pStyle w:val="Compact"/>
-            </w:pPr>
-            <w:r>
-              <w:t xml:space="preserve">Parameter</w:t>
-            </w:r>
-          </w:p>
-        </w:tc>
-        <w:tc>
-          <w:tcPr/>
-          <w:p>
-            <w:pPr>
-              <w:pStyle w:val="Compact"/>
-            </w:pPr>
-            <w:r>
-              <w:t xml:space="preserve">Description &amp; definition</w:t>
-            </w:r>
-          </w:p>
-        </w:tc>
-      </w:tr>
-      <w:tr>
-        <w:tc>
-          <w:tcPr/>
-          <w:p>
-            <w:pPr>
-              <w:pStyle w:val="Compact"/>
-            </w:pPr>
-            <w:r>
-              <w:t xml:space="preserve">Morphometry</w:t>
-            </w:r>
-          </w:p>
-        </w:tc>
+              <w:t xml:space="preserve">Variable</w:t>
+            </w:r>
+          </w:p>
+        </w:tc>
+        <w:tc>
+          <w:tcPr/>
+          <w:p>
+            <w:pPr>
+              <w:pStyle w:val="Compact"/>
+            </w:pPr>
+            <w:r>
+              <w:t xml:space="preserve">Description</w:t>
+            </w:r>
+          </w:p>
+        </w:tc>
+        <w:tc>
+          <w:tcPr/>
+          <w:p>
+            <w:pPr>
+              <w:pStyle w:val="Compact"/>
+              <w:jc w:val="right"/>
+            </w:pPr>
+            <w:r>
+              <w:t xml:space="preserve">Inter-rater ICC(2,1)</w:t>
+            </w:r>
+          </w:p>
+        </w:tc>
+        <w:tc>
+          <w:tcPr/>
+          <w:p>
+            <w:pPr>
+              <w:pStyle w:val="Compact"/>
+              <w:jc w:val="right"/>
+            </w:pPr>
+            <w:r>
+              <w:t xml:space="preserve">Intra-rater ICC(2,1)</w:t>
+            </w:r>
+          </w:p>
+        </w:tc>
+      </w:tr>
+      <w:tr>
+        <w:tc>
+          <w:tcPr/>
+          <w:p>
+            <w:pPr>
+              <w:pStyle w:val="Compact"/>
+            </w:pPr>
+            <w:r>
+              <w:t xml:space="preserve">MNV Area (lesion area)</w:t>
+            </w:r>
+          </w:p>
+        </w:tc>
+        <w:tc>
+          <w:tcPr/>
+          <w:p>
+            <w:pPr>
+              <w:pStyle w:val="Compact"/>
+            </w:pPr>
+            <w:r>
+              <w:t xml:space="preserve">Physical area of the freehand / refined ROI (mm²).</w:t>
+            </w:r>
+          </w:p>
+        </w:tc>
+        <w:tc>
+          <w:tcPr/>
+          <w:p>
+            <w:pPr>
+              <w:pStyle w:val="Compact"/>
+              <w:jc w:val="right"/>
+            </w:pPr>
+            <w:r>
+              <w:t xml:space="preserve">0.859</w:t>
+            </w:r>
+          </w:p>
+        </w:tc>
+        <w:tc>
+          <w:tcPr/>
+          <w:p>
+            <w:pPr>
+              <w:pStyle w:val="Compact"/>
+              <w:jc w:val="right"/>
+            </w:pPr>
+            <w:r>
+              <w:t xml:space="preserve">0.979</w:t>
+            </w:r>
+          </w:p>
+        </w:tc>
+      </w:tr>
+      <w:tr>
         <w:tc>
           <w:tcPr/>
           <w:p>
@@ -119,16 +162,32 @@
             </w:r>
           </w:p>
         </w:tc>
-      </w:tr>
-      <w:tr>
-        <w:tc>
-          <w:tcPr/>
-          <w:p>
-            <w:pPr>
-              <w:pStyle w:val="Compact"/>
-            </w:pPr>
-          </w:p>
-        </w:tc>
+        <w:tc>
+          <w:tcPr/>
+          <w:p>
+            <w:pPr>
+              <w:pStyle w:val="Compact"/>
+              <w:jc w:val="right"/>
+            </w:pPr>
+            <w:r>
+              <w:t xml:space="preserve">0.520</w:t>
+            </w:r>
+          </w:p>
+        </w:tc>
+        <w:tc>
+          <w:tcPr/>
+          <w:p>
+            <w:pPr>
+              <w:pStyle w:val="Compact"/>
+              <w:jc w:val="right"/>
+            </w:pPr>
+            <w:r>
+              <w:t xml:space="preserve">0.988</w:t>
+            </w:r>
+          </w:p>
+        </w:tc>
+      </w:tr>
+      <w:tr>
         <w:tc>
           <w:tcPr/>
           <w:p>
@@ -151,16 +210,32 @@
             </w:r>
           </w:p>
         </w:tc>
-      </w:tr>
-      <w:tr>
-        <w:tc>
-          <w:tcPr/>
-          <w:p>
-            <w:pPr>
-              <w:pStyle w:val="Compact"/>
-            </w:pPr>
-          </w:p>
-        </w:tc>
+        <w:tc>
+          <w:tcPr/>
+          <w:p>
+            <w:pPr>
+              <w:pStyle w:val="Compact"/>
+              <w:jc w:val="right"/>
+            </w:pPr>
+            <w:r>
+              <w:t xml:space="preserve">0.868</w:t>
+            </w:r>
+          </w:p>
+        </w:tc>
+        <w:tc>
+          <w:tcPr/>
+          <w:p>
+            <w:pPr>
+              <w:pStyle w:val="Compact"/>
+              <w:jc w:val="right"/>
+            </w:pPr>
+            <w:r>
+              <w:t xml:space="preserve">0.973</w:t>
+            </w:r>
+          </w:p>
+        </w:tc>
+      </w:tr>
+      <w:tr>
         <w:tc>
           <w:tcPr/>
           <w:p>
@@ -183,16 +258,32 @@
             </w:r>
           </w:p>
         </w:tc>
-      </w:tr>
-      <w:tr>
-        <w:tc>
-          <w:tcPr/>
-          <w:p>
-            <w:pPr>
-              <w:pStyle w:val="Compact"/>
-            </w:pPr>
-          </w:p>
-        </w:tc>
+        <w:tc>
+          <w:tcPr/>
+          <w:p>
+            <w:pPr>
+              <w:pStyle w:val="Compact"/>
+              <w:jc w:val="right"/>
+            </w:pPr>
+            <w:r>
+              <w:t xml:space="preserve">0.882</w:t>
+            </w:r>
+          </w:p>
+        </w:tc>
+        <w:tc>
+          <w:tcPr/>
+          <w:p>
+            <w:pPr>
+              <w:pStyle w:val="Compact"/>
+              <w:jc w:val="right"/>
+            </w:pPr>
+            <w:r>
+              <w:t xml:space="preserve">0.967</w:t>
+            </w:r>
+          </w:p>
+        </w:tc>
+      </w:tr>
+      <w:tr>
         <w:tc>
           <w:tcPr/>
           <w:p>
@@ -215,19 +306,32 @@
             </w:r>
           </w:p>
         </w:tc>
-      </w:tr>
-      <w:tr>
-        <w:tc>
-          <w:tcPr/>
-          <w:p>
-            <w:pPr>
-              <w:pStyle w:val="Compact"/>
-            </w:pPr>
-            <w:r>
-              <w:t xml:space="preserve">Topology</w:t>
-            </w:r>
-          </w:p>
-        </w:tc>
+        <w:tc>
+          <w:tcPr/>
+          <w:p>
+            <w:pPr>
+              <w:pStyle w:val="Compact"/>
+              <w:jc w:val="right"/>
+            </w:pPr>
+            <w:r>
+              <w:t xml:space="preserve">0.760</w:t>
+            </w:r>
+          </w:p>
+        </w:tc>
+        <w:tc>
+          <w:tcPr/>
+          <w:p>
+            <w:pPr>
+              <w:pStyle w:val="Compact"/>
+              <w:jc w:val="right"/>
+            </w:pPr>
+            <w:r>
+              <w:t xml:space="preserve">0.969</w:t>
+            </w:r>
+          </w:p>
+        </w:tc>
+      </w:tr>
+      <w:tr>
         <w:tc>
           <w:tcPr/>
           <w:p>
@@ -250,16 +354,32 @@
             </w:r>
           </w:p>
         </w:tc>
-      </w:tr>
-      <w:tr>
-        <w:tc>
-          <w:tcPr/>
-          <w:p>
-            <w:pPr>
-              <w:pStyle w:val="Compact"/>
-            </w:pPr>
-          </w:p>
-        </w:tc>
+        <w:tc>
+          <w:tcPr/>
+          <w:p>
+            <w:pPr>
+              <w:pStyle w:val="Compact"/>
+              <w:jc w:val="right"/>
+            </w:pPr>
+            <w:r>
+              <w:t xml:space="preserve">0.911</w:t>
+            </w:r>
+          </w:p>
+        </w:tc>
+        <w:tc>
+          <w:tcPr/>
+          <w:p>
+            <w:pPr>
+              <w:pStyle w:val="Compact"/>
+              <w:jc w:val="right"/>
+            </w:pPr>
+            <w:r>
+              <w:t xml:space="preserve">0.977</w:t>
+            </w:r>
+          </w:p>
+        </w:tc>
+      </w:tr>
+      <w:tr>
         <w:tc>
           <w:tcPr/>
           <w:p>
@@ -282,16 +402,32 @@
             </w:r>
           </w:p>
         </w:tc>
-      </w:tr>
-      <w:tr>
-        <w:tc>
-          <w:tcPr/>
-          <w:p>
-            <w:pPr>
-              <w:pStyle w:val="Compact"/>
-            </w:pPr>
-          </w:p>
-        </w:tc>
+        <w:tc>
+          <w:tcPr/>
+          <w:p>
+            <w:pPr>
+              <w:pStyle w:val="Compact"/>
+              <w:jc w:val="right"/>
+            </w:pPr>
+            <w:r>
+              <w:t xml:space="preserve">0.800</w:t>
+            </w:r>
+          </w:p>
+        </w:tc>
+        <w:tc>
+          <w:tcPr/>
+          <w:p>
+            <w:pPr>
+              <w:pStyle w:val="Compact"/>
+              <w:jc w:val="right"/>
+            </w:pPr>
+            <w:r>
+              <w:t xml:space="preserve">0.949</w:t>
+            </w:r>
+          </w:p>
+        </w:tc>
+      </w:tr>
+      <w:tr>
         <w:tc>
           <w:tcPr/>
           <w:p>
@@ -314,19 +450,32 @@
             </w:r>
           </w:p>
         </w:tc>
-      </w:tr>
-      <w:tr>
-        <w:tc>
-          <w:tcPr/>
-          <w:p>
-            <w:pPr>
-              <w:pStyle w:val="Compact"/>
-            </w:pPr>
-            <w:r>
-              <w:t xml:space="preserve">Complexity</w:t>
-            </w:r>
-          </w:p>
-        </w:tc>
+        <w:tc>
+          <w:tcPr/>
+          <w:p>
+            <w:pPr>
+              <w:pStyle w:val="Compact"/>
+              <w:jc w:val="right"/>
+            </w:pPr>
+            <w:r>
+              <w:t xml:space="preserve">0.788</w:t>
+            </w:r>
+          </w:p>
+        </w:tc>
+        <w:tc>
+          <w:tcPr/>
+          <w:p>
+            <w:pPr>
+              <w:pStyle w:val="Compact"/>
+              <w:jc w:val="right"/>
+            </w:pPr>
+            <w:r>
+              <w:t xml:space="preserve">0.940</w:t>
+            </w:r>
+          </w:p>
+        </w:tc>
+      </w:tr>
+      <w:tr>
         <w:tc>
           <w:tcPr/>
           <w:p>
@@ -349,16 +498,32 @@
             </w:r>
           </w:p>
         </w:tc>
-      </w:tr>
-      <w:tr>
-        <w:tc>
-          <w:tcPr/>
-          <w:p>
-            <w:pPr>
-              <w:pStyle w:val="Compact"/>
-            </w:pPr>
-          </w:p>
-        </w:tc>
+        <w:tc>
+          <w:tcPr/>
+          <w:p>
+            <w:pPr>
+              <w:pStyle w:val="Compact"/>
+              <w:jc w:val="right"/>
+            </w:pPr>
+            <w:r>
+              <w:t xml:space="preserve">0.671</w:t>
+            </w:r>
+          </w:p>
+        </w:tc>
+        <w:tc>
+          <w:tcPr/>
+          <w:p>
+            <w:pPr>
+              <w:pStyle w:val="Compact"/>
+              <w:jc w:val="right"/>
+            </w:pPr>
+            <w:r>
+              <w:t xml:space="preserve">0.853</w:t>
+            </w:r>
+          </w:p>
+        </w:tc>
+      </w:tr>
+      <w:tr>
         <w:tc>
           <w:tcPr/>
           <w:p>
@@ -381,24 +546,40 @@
             </w:r>
           </w:p>
         </w:tc>
-      </w:tr>
-      <w:tr>
-        <w:tc>
-          <w:tcPr/>
-          <w:p>
-            <w:pPr>
-              <w:pStyle w:val="Compact"/>
-            </w:pPr>
-          </w:p>
-        </w:tc>
-        <w:tc>
-          <w:tcPr/>
-          <w:p>
-            <w:pPr>
-              <w:pStyle w:val="Compact"/>
-            </w:pPr>
-            <w:r>
-              <w:t xml:space="preserve">Standardized Complexity Score (0–100)</w:t>
+        <w:tc>
+          <w:tcPr/>
+          <w:p>
+            <w:pPr>
+              <w:pStyle w:val="Compact"/>
+              <w:jc w:val="right"/>
+            </w:pPr>
+            <w:r>
+              <w:t xml:space="preserve">0.643</w:t>
+            </w:r>
+          </w:p>
+        </w:tc>
+        <w:tc>
+          <w:tcPr/>
+          <w:p>
+            <w:pPr>
+              <w:pStyle w:val="Compact"/>
+              <w:jc w:val="right"/>
+            </w:pPr>
+            <w:r>
+              <w:t xml:space="preserve">0.819</w:t>
+            </w:r>
+          </w:p>
+        </w:tc>
+      </w:tr>
+      <w:tr>
+        <w:tc>
+          <w:tcPr/>
+          <w:p>
+            <w:pPr>
+              <w:pStyle w:val="Compact"/>
+            </w:pPr>
+            <w:r>
+              <w:t xml:space="preserve">Standardized Vascular Complexity Score (0–100)</w:t>
             </w:r>
           </w:p>
         </w:tc>
@@ -413,19 +594,32 @@
             </w:r>
           </w:p>
         </w:tc>
-      </w:tr>
-      <w:tr>
-        <w:tc>
-          <w:tcPr/>
-          <w:p>
-            <w:pPr>
-              <w:pStyle w:val="Compact"/>
-            </w:pPr>
-            <w:r>
-              <w:t xml:space="preserve">Caliber Uniformity</w:t>
-            </w:r>
-          </w:p>
-        </w:tc>
+        <w:tc>
+          <w:tcPr/>
+          <w:p>
+            <w:pPr>
+              <w:pStyle w:val="Compact"/>
+              <w:jc w:val="right"/>
+            </w:pPr>
+            <w:r>
+              <w:t xml:space="preserve">0.807</w:t>
+            </w:r>
+          </w:p>
+        </w:tc>
+        <w:tc>
+          <w:tcPr/>
+          <w:p>
+            <w:pPr>
+              <w:pStyle w:val="Compact"/>
+              <w:jc w:val="right"/>
+            </w:pPr>
+            <w:r>
+              <w:t xml:space="preserve">0.950</w:t>
+            </w:r>
+          </w:p>
+        </w:tc>
+      </w:tr>
+      <w:tr>
         <w:tc>
           <w:tcPr/>
           <w:p>
@@ -444,46 +638,36 @@
               <w:pStyle w:val="Compact"/>
             </w:pPr>
             <w:r>
-              <w:rPr>
-                <w:b/>
-                <w:bCs/>
-              </w:rPr>
-              <w:t xml:space="preserve">Default:</w:t>
-            </w:r>
-            <w:r>
-              <w:t xml:space="preserve"> </w:t>
-            </w:r>
-            <w:r>
-              <w:t xml:space="preserve">device-/stratum-locked 0.75 × U(−NV Diameter CV) + 0.25 × U(−Dilated vessel %).</w:t>
-            </w:r>
-            <w:r>
-              <w:t xml:space="preserve"> </w:t>
-            </w:r>
-            <w:r>
-              <w:rPr>
-                <w:b/>
-                <w:bCs/>
-              </w:rPr>
-              <w:t xml:space="preserve">Legacy (sensitivity):</w:t>
-            </w:r>
-            <w:r>
-              <w:t xml:space="preserve"> </w:t>
-            </w:r>
-            <w:r>
-              <w:t xml:space="preserve">PCA of four radial-profile metrics.</w:t>
-            </w:r>
-          </w:p>
-        </w:tc>
-      </w:tr>
-      <w:tr>
-        <w:tc>
-          <w:tcPr/>
-          <w:p>
-            <w:pPr>
-              <w:pStyle w:val="Compact"/>
-            </w:pPr>
-          </w:p>
-        </w:tc>
+              <w:t xml:space="preserve">0.75 × U(−NV Diameter CV) + 0.25 × U(−Dilated vessel %), with stratum-specific piecewise maps.</w:t>
+            </w:r>
+          </w:p>
+        </w:tc>
+        <w:tc>
+          <w:tcPr/>
+          <w:p>
+            <w:pPr>
+              <w:pStyle w:val="Compact"/>
+              <w:jc w:val="right"/>
+            </w:pPr>
+            <w:r>
+              <w:t xml:space="preserve">0.770</w:t>
+            </w:r>
+          </w:p>
+        </w:tc>
+        <w:tc>
+          <w:tcPr/>
+          <w:p>
+            <w:pPr>
+              <w:pStyle w:val="Compact"/>
+              <w:jc w:val="right"/>
+            </w:pPr>
+            <w:r>
+              <w:t xml:space="preserve">0.925</w:t>
+            </w:r>
+          </w:p>
+        </w:tc>
+      </w:tr>
+      <w:tr>
         <w:tc>
           <w:tcPr/>
           <w:p>
@@ -502,23 +686,36 @@
               <w:pStyle w:val="Compact"/>
             </w:pPr>
             <w:r>
-              <w:t xml:space="preserve">Skeleton-derived NV Diameter CV and fraction of vessel length exceeding mean + 2.0 × SD (inputs to the default Caliber score).</w:t>
-            </w:r>
-          </w:p>
-        </w:tc>
-      </w:tr>
-      <w:tr>
-        <w:tc>
-          <w:tcPr/>
-          <w:p>
-            <w:pPr>
-              <w:pStyle w:val="Compact"/>
-            </w:pPr>
-            <w:r>
-              <w:t xml:space="preserve">Advanced</w:t>
-            </w:r>
-          </w:p>
-        </w:tc>
+              <w:t xml:space="preserve">Skeleton-derived NV Diameter CV and fraction of vessel length exceeding mean + 2.0 × SD (inputs to the Caliber score).</w:t>
+            </w:r>
+          </w:p>
+        </w:tc>
+        <w:tc>
+          <w:tcPr/>
+          <w:p>
+            <w:pPr>
+              <w:pStyle w:val="Compact"/>
+              <w:jc w:val="right"/>
+            </w:pPr>
+            <w:r>
+              <w:t xml:space="preserve">0.259; 0.522</w:t>
+            </w:r>
+          </w:p>
+        </w:tc>
+        <w:tc>
+          <w:tcPr/>
+          <w:p>
+            <w:pPr>
+              <w:pStyle w:val="Compact"/>
+              <w:jc w:val="right"/>
+            </w:pPr>
+            <w:r>
+              <w:t xml:space="preserve">0.952; 0.875</w:t>
+            </w:r>
+          </w:p>
+        </w:tc>
+      </w:tr>
+      <w:tr>
         <w:tc>
           <w:tcPr/>
           <w:p>
@@ -541,16 +738,32 @@
             </w:r>
           </w:p>
         </w:tc>
-      </w:tr>
-      <w:tr>
-        <w:tc>
-          <w:tcPr/>
-          <w:p>
-            <w:pPr>
-              <w:pStyle w:val="Compact"/>
-            </w:pPr>
-          </w:p>
-        </w:tc>
+        <w:tc>
+          <w:tcPr/>
+          <w:p>
+            <w:pPr>
+              <w:pStyle w:val="Compact"/>
+              <w:jc w:val="right"/>
+            </w:pPr>
+            <w:r>
+              <w:t xml:space="preserve">—</w:t>
+            </w:r>
+          </w:p>
+        </w:tc>
+        <w:tc>
+          <w:tcPr/>
+          <w:p>
+            <w:pPr>
+              <w:pStyle w:val="Compact"/>
+              <w:jc w:val="right"/>
+            </w:pPr>
+            <w:r>
+              <w:t xml:space="preserve">—</w:t>
+            </w:r>
+          </w:p>
+        </w:tc>
+      </w:tr>
+      <w:tr>
         <w:tc>
           <w:tcPr/>
           <w:p>
@@ -573,16 +786,32 @@
             </w:r>
           </w:p>
         </w:tc>
-      </w:tr>
-      <w:tr>
-        <w:tc>
-          <w:tcPr/>
-          <w:p>
-            <w:pPr>
-              <w:pStyle w:val="Compact"/>
-            </w:pPr>
-          </w:p>
-        </w:tc>
+        <w:tc>
+          <w:tcPr/>
+          <w:p>
+            <w:pPr>
+              <w:pStyle w:val="Compact"/>
+              <w:jc w:val="right"/>
+            </w:pPr>
+            <w:r>
+              <w:t xml:space="preserve">0.802; 0.800; 0.558</w:t>
+            </w:r>
+          </w:p>
+        </w:tc>
+        <w:tc>
+          <w:tcPr/>
+          <w:p>
+            <w:pPr>
+              <w:pStyle w:val="Compact"/>
+              <w:jc w:val="right"/>
+            </w:pPr>
+            <w:r>
+              <w:t xml:space="preserve">0.928; 0.926; 0.912</w:t>
+            </w:r>
+          </w:p>
+        </w:tc>
+      </w:tr>
+      <w:tr>
         <w:tc>
           <w:tcPr/>
           <w:p>
@@ -605,27 +834,40 @@
             </w:r>
           </w:p>
         </w:tc>
-      </w:tr>
-      <w:tr>
-        <w:tc>
-          <w:tcPr/>
-          <w:p>
-            <w:pPr>
-              <w:pStyle w:val="Compact"/>
-            </w:pPr>
-            <w:r>
-              <w:t xml:space="preserve">Multi-device</w:t>
-            </w:r>
-          </w:p>
-        </w:tc>
-        <w:tc>
-          <w:tcPr/>
-          <w:p>
-            <w:pPr>
-              <w:pStyle w:val="Compact"/>
-            </w:pPr>
-            <w:r>
-              <w:t xml:space="preserve">Stratum-locked score normalization</w:t>
+        <w:tc>
+          <w:tcPr/>
+          <w:p>
+            <w:pPr>
+              <w:pStyle w:val="Compact"/>
+              <w:jc w:val="right"/>
+            </w:pPr>
+            <w:r>
+              <w:t xml:space="preserve">κ = 0.507</w:t>
+            </w:r>
+          </w:p>
+        </w:tc>
+        <w:tc>
+          <w:tcPr/>
+          <w:p>
+            <w:pPr>
+              <w:pStyle w:val="Compact"/>
+              <w:jc w:val="right"/>
+            </w:pPr>
+            <w:r>
+              <w:t xml:space="preserve">κ = 0.950</w:t>
+            </w:r>
+          </w:p>
+        </w:tc>
+      </w:tr>
+      <w:tr>
+        <w:tc>
+          <w:tcPr/>
+          <w:p>
+            <w:pPr>
+              <w:pStyle w:val="Compact"/>
+            </w:pPr>
+            <w:r>
+              <w:t xml:space="preserve">Stratum-specific score normalization</w:t>
             </w:r>
           </w:p>
         </w:tc>
@@ -656,16 +898,32 @@
             </w:r>
           </w:p>
         </w:tc>
-      </w:tr>
-      <w:tr>
-        <w:tc>
-          <w:tcPr/>
-          <w:p>
-            <w:pPr>
-              <w:pStyle w:val="Compact"/>
-            </w:pPr>
-          </w:p>
-        </w:tc>
+        <w:tc>
+          <w:tcPr/>
+          <w:p>
+            <w:pPr>
+              <w:pStyle w:val="Compact"/>
+              <w:jc w:val="right"/>
+            </w:pPr>
+            <w:r>
+              <w:t xml:space="preserve">—</w:t>
+            </w:r>
+          </w:p>
+        </w:tc>
+        <w:tc>
+          <w:tcPr/>
+          <w:p>
+            <w:pPr>
+              <w:pStyle w:val="Compact"/>
+              <w:jc w:val="right"/>
+            </w:pPr>
+            <w:r>
+              <w:t xml:space="preserve">—</w:t>
+            </w:r>
+          </w:p>
+        </w:tc>
+      </w:tr>
+      <w:tr>
         <w:tc>
           <w:tcPr/>
           <w:p>
@@ -688,16 +946,32 @@
             </w:r>
           </w:p>
         </w:tc>
-      </w:tr>
-      <w:tr>
-        <w:tc>
-          <w:tcPr/>
-          <w:p>
-            <w:pPr>
-              <w:pStyle w:val="Compact"/>
-            </w:pPr>
-          </w:p>
-        </w:tc>
+        <w:tc>
+          <w:tcPr/>
+          <w:p>
+            <w:pPr>
+              <w:pStyle w:val="Compact"/>
+              <w:jc w:val="right"/>
+            </w:pPr>
+            <w:r>
+              <w:t xml:space="preserve">—</w:t>
+            </w:r>
+          </w:p>
+        </w:tc>
+        <w:tc>
+          <w:tcPr/>
+          <w:p>
+            <w:pPr>
+              <w:pStyle w:val="Compact"/>
+              <w:jc w:val="right"/>
+            </w:pPr>
+            <w:r>
+              <w:t xml:space="preserve">—</w:t>
+            </w:r>
+          </w:p>
+        </w:tc>
+      </w:tr>
+      <w:tr>
         <w:tc>
           <w:tcPr/>
           <w:p>
@@ -716,7 +990,31 @@
               <w:pStyle w:val="Compact"/>
             </w:pPr>
             <w:r>
-              <w:t xml:space="preserve">clip(50 + (Caliber Uniformity Score − Complexity Score) / 2, 0, 100). Values &gt; 50 indicate uniformity-dominant morphology; &lt; 50 complexity-dominant.</w:t>
+              <w:t xml:space="preserve">clip(50 + (Caliber Uniformity Score − Complexity Score) / 2, 0, 100) using the Caliber score. Values &gt; 50 indicate uniformity-dominant morphology; &lt; 50 complexity-dominant.</w:t>
+            </w:r>
+          </w:p>
+        </w:tc>
+        <w:tc>
+          <w:tcPr/>
+          <w:p>
+            <w:pPr>
+              <w:pStyle w:val="Compact"/>
+              <w:jc w:val="right"/>
+            </w:pPr>
+            <w:r>
+              <w:t xml:space="preserve">0.593</w:t>
+            </w:r>
+          </w:p>
+        </w:tc>
+        <w:tc>
+          <w:tcPr/>
+          <w:p>
+            <w:pPr>
+              <w:pStyle w:val="Compact"/>
+              <w:jc w:val="right"/>
+            </w:pPr>
+            <w:r>
+              <w:t xml:space="preserve">0.917</w:t>
             </w:r>
           </w:p>
         </w:tc>
@@ -737,7 +1035,7 @@
         <w:t xml:space="preserve"> </w:t>
       </w:r>
       <w:r>
-        <w:t xml:space="preserve">Default Caliber Uniformity uses skeleton-derived NV Diameter CV and Dilated vessel %; a PCA-based Caliber Uniformity construct is retained only as a sensitivity comparison. Kruskal–Wallis non-significance of standardized scores must not be interpreted as cross-device biological equivalence.</w:t>
+        <w:t xml:space="preserve">Kruskal–Wallis non-significance of standardized scores should be interpreted as consistent with the scaling procedure, without establishing cross-device biological equivalence. Inter-rater and intra-rater columns report ICC(2,1) (two-way random-effects, absolute agreement, single measures; n = 46) unless marked κ. Morphological agreement cells report quadratic weighted Cohen’s κ: inter-rater (expert–algorithm, n = 54) and intra-rater (test–retest, same observer, n = 46). Arteriolarization lists count; length; density. Loop Count and Euler Number ICCs use totals (center + periphery), matching Table 2. Diameter CV / Dilated vessel % shows ICCs for each component (CV and Dilated%). Arteriolarization reports count, length, and density. Process rows (ROI refinement, stratum normalization, field-of-view correction) do not have corresponding lesion-metric ICCs. Mean / Max Diameter ICC reflects mean skeleton diameter only.</w:t>
       </w:r>
     </w:p>
     <w:p>
@@ -792,29 +1090,29 @@
               <w:pStyle w:val="Compact"/>
             </w:pPr>
             <w:r>
-              <w:t xml:space="preserve">Large PlexElite 6×6 mm (n = 49)</w:t>
-            </w:r>
-          </w:p>
-        </w:tc>
-        <w:tc>
-          <w:tcPr/>
-          <w:p>
-            <w:pPr>
-              <w:pStyle w:val="Compact"/>
-            </w:pPr>
-            <w:r>
-              <w:t xml:space="preserve">Small_3mm HD series 3×3 mm (n = 30)</w:t>
-            </w:r>
-          </w:p>
-        </w:tc>
-        <w:tc>
-          <w:tcPr/>
-          <w:p>
-            <w:pPr>
-              <w:pStyle w:val="Compact"/>
-            </w:pPr>
-            <w:r>
-              <w:t xml:space="preserve">Small Optovue Solix 6×6 mm (n = 33)</w:t>
+              <w:t xml:space="preserve">Zeiss PlexElite (6×6 mm) (n = 49)</w:t>
+            </w:r>
+          </w:p>
+        </w:tc>
+        <w:tc>
+          <w:tcPr/>
+          <w:p>
+            <w:pPr>
+              <w:pStyle w:val="Compact"/>
+            </w:pPr>
+            <w:r>
+              <w:t xml:space="preserve">Zeiss CIRRUS HD-OCT with AngioPlex (3×3 mm) (n = 30)</w:t>
+            </w:r>
+          </w:p>
+        </w:tc>
+        <w:tc>
+          <w:tcPr/>
+          <w:p>
+            <w:pPr>
+              <w:pStyle w:val="Compact"/>
+            </w:pPr>
+            <w:r>
+              <w:t xml:space="preserve">Optovue Solix (6×6 mm) (n = 33)</w:t>
             </w:r>
           </w:p>
         </w:tc>
@@ -1180,86 +1478,86 @@
               <w:pStyle w:val="Compact"/>
             </w:pPr>
             <w:r>
-              <w:t xml:space="preserve">Diameter CV (%)</w:t>
-            </w:r>
-          </w:p>
-        </w:tc>
-        <w:tc>
-          <w:tcPr/>
-          <w:p>
-            <w:pPr>
-              <w:pStyle w:val="Compact"/>
-            </w:pPr>
-            <w:r>
-              <w:t xml:space="preserve">14.7 ± 6.8</w:t>
-            </w:r>
-          </w:p>
-        </w:tc>
-        <w:tc>
-          <w:tcPr/>
-          <w:p>
-            <w:pPr>
-              <w:pStyle w:val="Compact"/>
-            </w:pPr>
-            <w:r>
-              <w:t xml:space="preserve">16.8 ± 10.9</w:t>
-            </w:r>
-          </w:p>
-        </w:tc>
-        <w:tc>
-          <w:tcPr/>
-          <w:p>
-            <w:pPr>
-              <w:pStyle w:val="Compact"/>
-            </w:pPr>
-            <w:r>
-              <w:t xml:space="preserve">19.4 ± 10.3</w:t>
-            </w:r>
-          </w:p>
-        </w:tc>
-      </w:tr>
-      <w:tr>
-        <w:tc>
-          <w:tcPr/>
-          <w:p>
-            <w:pPr>
-              <w:pStyle w:val="Compact"/>
-            </w:pPr>
-            <w:r>
-              <w:t xml:space="preserve">Diameter range / mean (%)</w:t>
-            </w:r>
-          </w:p>
-        </w:tc>
-        <w:tc>
-          <w:tcPr/>
-          <w:p>
-            <w:pPr>
-              <w:pStyle w:val="Compact"/>
-            </w:pPr>
-            <w:r>
-              <w:t xml:space="preserve">50.4 ± 25.5</w:t>
-            </w:r>
-          </w:p>
-        </w:tc>
-        <w:tc>
-          <w:tcPr/>
-          <w:p>
-            <w:pPr>
-              <w:pStyle w:val="Compact"/>
-            </w:pPr>
-            <w:r>
-              <w:t xml:space="preserve">55.3 ± 35.1</w:t>
-            </w:r>
-          </w:p>
-        </w:tc>
-        <w:tc>
-          <w:tcPr/>
-          <w:p>
-            <w:pPr>
-              <w:pStyle w:val="Compact"/>
-            </w:pPr>
-            <w:r>
-              <w:t xml:space="preserve">65.9 ± 37.1</w:t>
+              <w:t xml:space="preserve">NV Diameter CV (%)</w:t>
+            </w:r>
+          </w:p>
+        </w:tc>
+        <w:tc>
+          <w:tcPr/>
+          <w:p>
+            <w:pPr>
+              <w:pStyle w:val="Compact"/>
+            </w:pPr>
+            <w:r>
+              <w:t xml:space="preserve">38.5 ± 1.1</w:t>
+            </w:r>
+          </w:p>
+        </w:tc>
+        <w:tc>
+          <w:tcPr/>
+          <w:p>
+            <w:pPr>
+              <w:pStyle w:val="Compact"/>
+            </w:pPr>
+            <w:r>
+              <w:t xml:space="preserve">51.0 ± 9.0</w:t>
+            </w:r>
+          </w:p>
+        </w:tc>
+        <w:tc>
+          <w:tcPr/>
+          <w:p>
+            <w:pPr>
+              <w:pStyle w:val="Compact"/>
+            </w:pPr>
+            <w:r>
+              <w:t xml:space="preserve">41.7 ± 2.5</w:t>
+            </w:r>
+          </w:p>
+        </w:tc>
+      </w:tr>
+      <w:tr>
+        <w:tc>
+          <w:tcPr/>
+          <w:p>
+            <w:pPr>
+              <w:pStyle w:val="Compact"/>
+            </w:pPr>
+            <w:r>
+              <w:t xml:space="preserve">Dilated vessel (%)</w:t>
+            </w:r>
+          </w:p>
+        </w:tc>
+        <w:tc>
+          <w:tcPr/>
+          <w:p>
+            <w:pPr>
+              <w:pStyle w:val="Compact"/>
+            </w:pPr>
+            <w:r>
+              <w:t xml:space="preserve">13.3 ± 2.5</w:t>
+            </w:r>
+          </w:p>
+        </w:tc>
+        <w:tc>
+          <w:tcPr/>
+          <w:p>
+            <w:pPr>
+              <w:pStyle w:val="Compact"/>
+            </w:pPr>
+            <w:r>
+              <w:t xml:space="preserve">8.9 ± 2.0</w:t>
+            </w:r>
+          </w:p>
+        </w:tc>
+        <w:tc>
+          <w:tcPr/>
+          <w:p>
+            <w:pPr>
+              <w:pStyle w:val="Compact"/>
+            </w:pPr>
+            <w:r>
+              <w:t xml:space="preserve">8.3 ± 3.2</w:t>
             </w:r>
           </w:p>
         </w:tc>
@@ -1280,39 +1578,7 @@
         <w:t xml:space="preserve"> </w:t>
       </w:r>
       <w:r>
-        <w:t xml:space="preserve">Values are mean ± SD. Protocols: Zeiss PlexElite 9000 6×6 mm (large); Zeiss CIRRUS HD / AngioPlex 3×3 mm (small_3mm); Optovue Solix 6×6 mm (small). Total loop count and Euler number include center and periphery zones. Pre-standardization Diameter CV and diameter range/mean are radial-profile features used in the</w:t>
-      </w:r>
-      <w:r>
-        <w:t xml:space="preserve"> </w:t>
-      </w:r>
-      <w:r>
-        <w:rPr>
-          <w:b/>
-          <w:bCs/>
-        </w:rPr>
-        <w:t xml:space="preserve">legacy</w:t>
-      </w:r>
-      <w:r>
-        <w:t xml:space="preserve"> </w:t>
-      </w:r>
-      <w:r>
-        <w:t xml:space="preserve">PCA Caliber Uniformity construct; the</w:t>
-      </w:r>
-      <w:r>
-        <w:t xml:space="preserve"> </w:t>
-      </w:r>
-      <w:r>
-        <w:rPr>
-          <w:b/>
-          <w:bCs/>
-        </w:rPr>
-        <w:t xml:space="preserve">default</w:t>
-      </w:r>
-      <w:r>
-        <w:t xml:space="preserve"> </w:t>
-      </w:r>
-      <w:r>
-        <w:t xml:space="preserve">Caliber Uniformity Score uses skeleton-derived NV Diameter CV and Dilated vessel % (Methods).</w:t>
+        <w:t xml:space="preserve">Values are mean ± SD. Protocols: Zeiss PlexElite (6×6 mm) (large); Zeiss CIRRUS HD-OCT with AngioPlex (3×3 mm) (small_3mm); Optovue Solix (6×6 mm) (small). Skeleton-derived NV Diameter CV and Dilated vessel % are component metrics for the Standardized Caliber Uniformity Score (Methods).</w:t>
       </w:r>
     </w:p>
     <w:p>
@@ -1323,13 +1589,13 @@
       </w:r>
     </w:p>
     <w:bookmarkEnd w:id="10"/>
-    <w:bookmarkStart w:id="11" w:name="X3cd4126e618adfdfdd5cf39c9475c984fad4de9"/>
+    <w:bookmarkStart w:id="11" w:name="X75f2ea28b5de593317ca50421acd828f61ff805"/>
     <w:p>
       <w:pPr>
         <w:pStyle w:val="Heading2"/>
       </w:pPr>
       <w:r>
-        <w:t xml:space="preserve">Table 3. Standardized scores after stratum-locked normalization, by acquisition stratum (default Caliber Uniformity endpoint).</w:t>
+        <w:t xml:space="preserve">Table 3. Standardized scores after stratum-specific normalization, by acquisition stratum (Standardized Caliber Uniformity Score).</w:t>
       </w:r>
     </w:p>
     <w:tbl>
@@ -1426,7 +1692,7 @@
               <w:pStyle w:val="Compact"/>
             </w:pPr>
             <w:r>
-              <w:t xml:space="preserve">Network Complexity Score</w:t>
+              <w:t xml:space="preserve">Standardized Vascular Complexity Score</w:t>
             </w:r>
           </w:p>
         </w:tc>
@@ -1494,7 +1760,7 @@
               <w:pStyle w:val="Compact"/>
             </w:pPr>
             <w:r>
-              <w:t xml:space="preserve">Caliber Uniformity Score (default)</w:t>
+              <w:t xml:space="preserve">Caliber Uniformity Score</w:t>
             </w:r>
           </w:p>
         </w:tc>
@@ -1562,7 +1828,7 @@
               <w:pStyle w:val="Compact"/>
             </w:pPr>
             <w:r>
-              <w:t xml:space="preserve">Maturity Index (from default Caliber)</w:t>
+              <w:t xml:space="preserve">Maturity Index (from Caliber)</w:t>
             </w:r>
           </w:p>
         </w:tc>
@@ -1638,7 +1904,7 @@
         <w:t xml:space="preserve"> </w:t>
       </w:r>
       <w:r>
-        <w:t xml:space="preserve">ε² = (H − k + 1) / (n − k) with k = 3; bootstrap 95% CIs use 10 000 within-stratum resamples (seed 20260727). Primary analysis set, n = 112 (large = 49, small = 33, small_3mm = 30). Network Complexity PC1 explained variance: 63.7% / 73.9% / 70.2% (large / small_3mm / small). PCA-based Caliber/Maturity values are retained only as legacy sensitivity context in the Results and are not the primary Table 3 endpoint. Median proximity to 50 after median-anchored piecewise scaling must not be interpreted as biological equivalence across devices.</w:t>
+        <w:t xml:space="preserve">ε² = (H − k + 1) / (n − k) with k = 3; bootstrap 95% CIs use 10,000 within-stratum resamples (fixed random seed for reproducibility). Primary analysis set, n = 112 (large = 49, small = 33, small_3mm = 30). Complexity Score PC1 explained variance: 63.7% / 73.9% / 70.2% (large / small_3mm / small). Median values near 50 reflect the mathematical definition of the median-anchored piecewise scaling procedure, rather than biological equivalence across devices.</w:t>
       </w:r>
     </w:p>
     <w:p>
@@ -1693,29 +1959,29 @@
               <w:pStyle w:val="Compact"/>
             </w:pPr>
             <w:r>
-              <w:t xml:space="preserve">Large PlexElite 6×6 mm (n = 49)</w:t>
-            </w:r>
-          </w:p>
-        </w:tc>
-        <w:tc>
-          <w:tcPr/>
-          <w:p>
-            <w:pPr>
-              <w:pStyle w:val="Compact"/>
-            </w:pPr>
-            <w:r>
-              <w:t xml:space="preserve">Small_3mm HD series 3×3 mm (n = 30)</w:t>
-            </w:r>
-          </w:p>
-        </w:tc>
-        <w:tc>
-          <w:tcPr/>
-          <w:p>
-            <w:pPr>
-              <w:pStyle w:val="Compact"/>
-            </w:pPr>
-            <w:r>
-              <w:t xml:space="preserve">Small Optovue Solix 6×6 mm (n = 33)</w:t>
+              <w:t xml:space="preserve">Zeiss PlexElite (6×6 mm) (n = 49)</w:t>
+            </w:r>
+          </w:p>
+        </w:tc>
+        <w:tc>
+          <w:tcPr/>
+          <w:p>
+            <w:pPr>
+              <w:pStyle w:val="Compact"/>
+            </w:pPr>
+            <w:r>
+              <w:t xml:space="preserve">Zeiss CIRRUS HD-OCT with AngioPlex (3×3 mm) (n = 30)</w:t>
+            </w:r>
+          </w:p>
+        </w:tc>
+        <w:tc>
+          <w:tcPr/>
+          <w:p>
+            <w:pPr>
+              <w:pStyle w:val="Compact"/>
+            </w:pPr>
+            <w:r>
+              <w:t xml:space="preserve">Optovue Solix (6×6 mm) (n = 33)</w:t>
             </w:r>
           </w:p>
         </w:tc>
@@ -1966,33 +2232,7 @@
         <w:t xml:space="preserve"> </w:t>
       </w:r>
       <w:r>
-        <w:t xml:space="preserve">Values are n (%). Morphology-derived interpretive mapping is summarized separately in Table 5. Spelling is standardized to</w:t>
-      </w:r>
-      <w:r>
-        <w:t xml:space="preserve"> </w:t>
-      </w:r>
-      <w:r>
-        <w:rPr>
-          <w:b/>
-          <w:bCs/>
-        </w:rPr>
-        <w:t xml:space="preserve">Tree in bud</w:t>
-      </w:r>
-      <w:r>
-        <w:t xml:space="preserve">. Device label for the small stratum is</w:t>
-      </w:r>
-      <w:r>
-        <w:t xml:space="preserve"> </w:t>
-      </w:r>
-      <w:r>
-        <w:rPr>
-          <w:b/>
-          <w:bCs/>
-        </w:rPr>
-        <w:t xml:space="preserve">Optovue Solix</w:t>
-      </w:r>
-      <w:r>
-        <w:t xml:space="preserve">.</w:t>
+        <w:t xml:space="preserve">Values are n (%). Morphology-derived interpretive mapping is summarized separately in Table 5.</w:t>
       </w:r>
     </w:p>
     <w:p>
@@ -2320,39 +2560,22 @@
         <w:t xml:space="preserve"> </w:t>
       </w:r>
       <w:r>
-        <w:t xml:space="preserve">Categories are</w:t>
+        <w:t xml:space="preserve">Categories are morphology-derived interpretive categories intended for hypothesis generation. Clinical validation of these categories requires future outcome-linked studies. Only the five operational subtypes are shown; labels outside this scheme (e.g.,</w:t>
       </w:r>
       <w:r>
         <w:t xml:space="preserve"> </w:t>
       </w:r>
       <w:r>
-        <w:rPr>
-          <w:b/>
-          <w:bCs/>
-        </w:rPr>
-        <w:t xml:space="preserve">morphology-derived interpretive categories</w:t>
+        <w:t xml:space="preserve">“Pruned tree,”</w:t>
       </w:r>
       <w:r>
         <w:t xml:space="preserve"> </w:t>
       </w:r>
       <w:r>
-        <w:t xml:space="preserve">(hypothesis-generating) and are</w:t>
+        <w:t xml:space="preserve">“Large vessels”</w:t>
       </w:r>
       <w:r>
-        <w:t xml:space="preserve"> </w:t>
-      </w:r>
-      <w:r>
-        <w:rPr>
-          <w:b/>
-          <w:bCs/>
-        </w:rPr>
-        <w:t xml:space="preserve">not</w:t>
-      </w:r>
-      <w:r>
-        <w:t xml:space="preserve"> </w:t>
-      </w:r>
-      <w:r>
-        <w:t xml:space="preserve">clinically validated disease-behavior classes. Only the five operational subtypes are shown; labels outside this scheme (e.g., “Pruned tree,” “Large vessels”) are omitted.</w:t>
+        <w:t xml:space="preserve">) are omitted.</w:t>
       </w:r>
     </w:p>
     <w:bookmarkEnd w:id="13"/>
